--- a/fulfillment and logistics database report.docx
+++ b/fulfillment and logistics database report.docx
@@ -75,8 +75,6 @@
         </w:rPr>
         <w:t>ONE</w:t>
       </w:r>
-      <w:bookmarkStart w:id="0" w:name="_GoBack"/>
-      <w:bookmarkEnd w:id="0"/>
     </w:p>
     <w:p>
       <w:pPr>
@@ -2897,6 +2895,188 @@
           <w:szCs w:val="32"/>
           <w:u w:val="single"/>
         </w:rPr>
+        <w:t>We are able to query data from different tables using query commands</w:t>
+      </w:r>
+    </w:p>
+    <w:p>
+      <w:pPr>
+        <w:pStyle w:val="4"/>
+        <w:numPr>
+          <w:ilvl w:val="0"/>
+          <w:numId w:val="0"/>
+        </w:numPr>
+        <w:tabs>
+          <w:tab w:val="left" w:pos="0"/>
+        </w:tabs>
+        <w:spacing w:before="0" w:after="0"/>
+        <w:ind w:leftChars="0"/>
+        <w:jc w:val="center"/>
+        <w:rPr>
+          <w:b/>
+          <w:bCs/>
+          <w:sz w:val="32"/>
+          <w:szCs w:val="32"/>
+          <w:u w:val="single"/>
+        </w:rPr>
+      </w:pPr>
+    </w:p>
+    <w:p>
+      <w:pPr>
+        <w:pStyle w:val="4"/>
+        <w:numPr>
+          <w:ilvl w:val="0"/>
+          <w:numId w:val="0"/>
+        </w:numPr>
+        <w:tabs>
+          <w:tab w:val="left" w:pos="0"/>
+        </w:tabs>
+        <w:spacing w:before="0" w:after="0"/>
+        <w:ind w:leftChars="0"/>
+        <w:jc w:val="center"/>
+        <w:rPr>
+          <w:b/>
+          <w:bCs/>
+          <w:sz w:val="32"/>
+          <w:szCs w:val="32"/>
+          <w:u w:val="single"/>
+        </w:rPr>
+      </w:pPr>
+      <w:r>
+        <w:rPr>
+          <w:b/>
+          <w:bCs/>
+          <w:sz w:val="32"/>
+          <w:szCs w:val="32"/>
+          <w:u w:val="single"/>
+        </w:rPr>
+        <w:drawing>
+          <wp:inline distT="0" distB="0" distL="114300" distR="114300">
+            <wp:extent cx="5790565" cy="2914015"/>
+            <wp:effectExtent l="0" t="0" r="635" b="635"/>
+            <wp:docPr id="5" name="Picture 5" descr="Screenshot from 2026-05-06 20-38-56"/>
+            <wp:cNvGraphicFramePr>
+              <a:graphicFrameLocks xmlns:a="http://schemas.openxmlformats.org/drawingml/2006/main" noChangeAspect="1"/>
+            </wp:cNvGraphicFramePr>
+            <a:graphic xmlns:a="http://schemas.openxmlformats.org/drawingml/2006/main">
+              <a:graphicData uri="http://schemas.openxmlformats.org/drawingml/2006/picture">
+                <pic:pic xmlns:pic="http://schemas.openxmlformats.org/drawingml/2006/picture">
+                  <pic:nvPicPr>
+                    <pic:cNvPr id="5" name="Picture 5" descr="Screenshot from 2026-05-06 20-38-56"/>
+                    <pic:cNvPicPr>
+                      <a:picLocks noChangeAspect="1"/>
+                    </pic:cNvPicPr>
+                  </pic:nvPicPr>
+                  <pic:blipFill>
+                    <a:blip r:embed="rId8"/>
+                    <a:stretch>
+                      <a:fillRect/>
+                    </a:stretch>
+                  </pic:blipFill>
+                  <pic:spPr>
+                    <a:xfrm>
+                      <a:off x="0" y="0"/>
+                      <a:ext cx="5790565" cy="2914015"/>
+                    </a:xfrm>
+                    <a:prstGeom prst="rect">
+                      <a:avLst/>
+                    </a:prstGeom>
+                  </pic:spPr>
+                </pic:pic>
+              </a:graphicData>
+            </a:graphic>
+          </wp:inline>
+        </w:drawing>
+      </w:r>
+      <w:bookmarkStart w:id="0" w:name="_GoBack"/>
+      <w:bookmarkEnd w:id="0"/>
+    </w:p>
+    <w:p>
+      <w:pPr>
+        <w:pStyle w:val="4"/>
+        <w:numPr>
+          <w:ilvl w:val="0"/>
+          <w:numId w:val="0"/>
+        </w:numPr>
+        <w:tabs>
+          <w:tab w:val="left" w:pos="0"/>
+        </w:tabs>
+        <w:spacing w:before="0" w:after="0"/>
+        <w:ind w:leftChars="0"/>
+      </w:pPr>
+    </w:p>
+    <w:p>
+      <w:pPr>
+        <w:pStyle w:val="4"/>
+        <w:numPr>
+          <w:ilvl w:val="0"/>
+          <w:numId w:val="0"/>
+        </w:numPr>
+        <w:tabs>
+          <w:tab w:val="left" w:pos="0"/>
+        </w:tabs>
+        <w:spacing w:before="0" w:after="0"/>
+        <w:ind w:leftChars="0"/>
+        <w:jc w:val="center"/>
+        <w:rPr>
+          <w:b/>
+          <w:bCs/>
+          <w:sz w:val="32"/>
+          <w:szCs w:val="32"/>
+          <w:u w:val="single"/>
+        </w:rPr>
+      </w:pPr>
+    </w:p>
+    <w:p>
+      <w:pPr>
+        <w:pStyle w:val="4"/>
+        <w:numPr>
+          <w:ilvl w:val="0"/>
+          <w:numId w:val="0"/>
+        </w:numPr>
+        <w:tabs>
+          <w:tab w:val="left" w:pos="0"/>
+        </w:tabs>
+        <w:spacing w:before="0" w:after="0"/>
+        <w:ind w:leftChars="0"/>
+        <w:jc w:val="center"/>
+        <w:rPr>
+          <w:b/>
+          <w:bCs/>
+          <w:sz w:val="32"/>
+          <w:szCs w:val="32"/>
+          <w:u w:val="single"/>
+        </w:rPr>
+      </w:pPr>
+    </w:p>
+    <w:p>
+      <w:pPr>
+        <w:pStyle w:val="4"/>
+        <w:numPr>
+          <w:ilvl w:val="0"/>
+          <w:numId w:val="0"/>
+        </w:numPr>
+        <w:tabs>
+          <w:tab w:val="left" w:pos="0"/>
+        </w:tabs>
+        <w:spacing w:before="0" w:after="0"/>
+        <w:ind w:leftChars="0"/>
+        <w:jc w:val="center"/>
+        <w:rPr>
+          <w:b/>
+          <w:bCs/>
+          <w:sz w:val="32"/>
+          <w:szCs w:val="32"/>
+          <w:u w:val="single"/>
+        </w:rPr>
+      </w:pPr>
+      <w:r>
+        <w:rPr>
+          <w:b/>
+          <w:bCs/>
+          <w:sz w:val="32"/>
+          <w:szCs w:val="32"/>
+          <w:u w:val="single"/>
+        </w:rPr>
         <w:t>This is the ER DIAGRAM FOR MY DATABASE</w:t>
       </w:r>
     </w:p>
@@ -2953,7 +3133,7 @@
                     </pic:cNvPicPr>
                   </pic:nvPicPr>
                   <pic:blipFill>
-                    <a:blip r:embed="rId8"/>
+                    <a:blip r:embed="rId9"/>
                     <a:stretch>
                       <a:fillRect/>
                     </a:stretch>
